--- a/World-Cup-S-Bomb/results/reports/docs/final_summary.docx
+++ b/World-Cup-S-Bomb/results/reports/docs/final_summary.docx
@@ -6314,7 +6314,7 @@
                 <w:b w:val="0"/>
                 <w:sz w:val="15"/>
               </w:rPr>
-              <w:t>0.3854</w:t>
+              <w:t>0.3785</w:t>
             </w:r>
           </w:p>
         </w:tc>
@@ -6501,7 +6501,7 @@
                 <w:b w:val="0"/>
                 <w:sz w:val="15"/>
               </w:rPr>
-              <w:t>0.2899</w:t>
+              <w:t>0.2807</w:t>
             </w:r>
           </w:p>
         </w:tc>
@@ -6688,7 +6688,7 @@
                 <w:b w:val="0"/>
                 <w:sz w:val="15"/>
               </w:rPr>
-              <w:t>0.2879</w:t>
+              <w:t>0.2793</w:t>
             </w:r>
           </w:p>
         </w:tc>
@@ -6875,7 +6875,7 @@
                 <w:b w:val="0"/>
                 <w:sz w:val="15"/>
               </w:rPr>
-              <w:t>0.2856</w:t>
+              <w:t>0.2776</w:t>
             </w:r>
           </w:p>
         </w:tc>
@@ -7062,7 +7062,7 @@
                 <w:b w:val="0"/>
                 <w:sz w:val="15"/>
               </w:rPr>
-              <w:t>0.2536</w:t>
+              <w:t>0.2458</w:t>
             </w:r>
           </w:p>
         </w:tc>
@@ -7249,7 +7249,7 @@
                 <w:b w:val="0"/>
                 <w:sz w:val="15"/>
               </w:rPr>
-              <w:t>0.2525</w:t>
+              <w:t>0.2445</w:t>
             </w:r>
           </w:p>
         </w:tc>
@@ -7436,7 +7436,7 @@
                 <w:b w:val="0"/>
                 <w:sz w:val="15"/>
               </w:rPr>
-              <w:t>0.2477</w:t>
+              <w:t>0.2399</w:t>
             </w:r>
           </w:p>
         </w:tc>
@@ -7623,7 +7623,7 @@
                 <w:b w:val="0"/>
                 <w:sz w:val="15"/>
               </w:rPr>
-              <w:t>0.2352</w:t>
+              <w:t>0.2259</w:t>
             </w:r>
           </w:p>
         </w:tc>
@@ -7810,7 +7810,7 @@
                 <w:b w:val="0"/>
                 <w:sz w:val="15"/>
               </w:rPr>
-              <w:t>0.2181</w:t>
+              <w:t>0.2099</w:t>
             </w:r>
           </w:p>
         </w:tc>
@@ -7997,7 +7997,7 @@
                 <w:b w:val="0"/>
                 <w:sz w:val="15"/>
               </w:rPr>
-              <w:t>0.2011</w:t>
+              <w:t>0.1934</w:t>
             </w:r>
           </w:p>
         </w:tc>
@@ -8184,7 +8184,7 @@
                 <w:b w:val="0"/>
                 <w:sz w:val="15"/>
               </w:rPr>
-              <w:t>0.1595</w:t>
+              <w:t>0.1514</w:t>
             </w:r>
           </w:p>
         </w:tc>
@@ -8371,7 +8371,7 @@
                 <w:b w:val="0"/>
                 <w:sz w:val="15"/>
               </w:rPr>
-              <w:t>0.1488</w:t>
+              <w:t>0.1416</w:t>
             </w:r>
           </w:p>
         </w:tc>
@@ -8506,7 +8506,7 @@
                 <w:b w:val="0"/>
                 <w:sz w:val="15"/>
               </w:rPr>
-              <w:t>Vanja Milinković Savić</w:t>
+              <w:t>Unai Simón Mendibil</w:t>
             </w:r>
           </w:p>
         </w:tc>
@@ -8532,7 +8532,7 @@
                 <w:b w:val="0"/>
                 <w:sz w:val="15"/>
               </w:rPr>
-              <w:t>Serbia</w:t>
+              <w:t>Spain</w:t>
             </w:r>
           </w:p>
         </w:tc>
@@ -8558,7 +8558,7 @@
                 <w:b w:val="0"/>
                 <w:sz w:val="15"/>
               </w:rPr>
-              <w:t>0.1053</w:t>
+              <w:t>0.1364</w:t>
             </w:r>
           </w:p>
         </w:tc>
@@ -8584,7 +8584,7 @@
                 <w:b w:val="0"/>
                 <w:sz w:val="15"/>
               </w:rPr>
-              <w:t>0.0163</w:t>
+              <w:t>-0.0209</w:t>
             </w:r>
           </w:p>
         </w:tc>
@@ -8610,7 +8610,7 @@
                 <w:b w:val="0"/>
                 <w:sz w:val="15"/>
               </w:rPr>
-              <w:t>0.0516</w:t>
+              <w:t>0.0489</w:t>
             </w:r>
           </w:p>
         </w:tc>
@@ -8636,7 +8636,7 @@
                 <w:b w:val="0"/>
                 <w:sz w:val="15"/>
               </w:rPr>
-              <w:t>0.0000</w:t>
+              <w:t>0.0497</w:t>
             </w:r>
           </w:p>
         </w:tc>
@@ -8693,7 +8693,7 @@
                 <w:b w:val="0"/>
                 <w:sz w:val="15"/>
               </w:rPr>
-              <w:t>Thibaut Courtois</w:t>
+              <w:t>Vanja Milinković Savić</w:t>
             </w:r>
           </w:p>
         </w:tc>
@@ -8719,7 +8719,7 @@
                 <w:b w:val="0"/>
                 <w:sz w:val="15"/>
               </w:rPr>
-              <w:t>Belgium</w:t>
+              <w:t>Serbia</w:t>
             </w:r>
           </w:p>
         </w:tc>
@@ -8745,7 +8745,7 @@
                 <w:b w:val="0"/>
                 <w:sz w:val="15"/>
               </w:rPr>
-              <w:t>0.1002</w:t>
+              <w:t>0.0965</w:t>
             </w:r>
           </w:p>
         </w:tc>
@@ -8771,7 +8771,7 @@
                 <w:b w:val="0"/>
                 <w:sz w:val="15"/>
               </w:rPr>
-              <w:t>0.0148</w:t>
+              <w:t>0.0163</w:t>
             </w:r>
           </w:p>
         </w:tc>
@@ -8797,7 +8797,7 @@
                 <w:b w:val="0"/>
                 <w:sz w:val="15"/>
               </w:rPr>
-              <w:t>0.0438</w:t>
+              <w:t>0.0516</w:t>
             </w:r>
           </w:p>
         </w:tc>
@@ -8880,7 +8880,7 @@
                 <w:b w:val="0"/>
                 <w:sz w:val="15"/>
               </w:rPr>
-              <w:t>Unai Simón Mendibil</w:t>
+              <w:t>Alisson Ramsés Becker</w:t>
             </w:r>
           </w:p>
         </w:tc>
@@ -8906,7 +8906,7 @@
                 <w:b w:val="0"/>
                 <w:sz w:val="15"/>
               </w:rPr>
-              <w:t>Spain</w:t>
+              <w:t>Brazil</w:t>
             </w:r>
           </w:p>
         </w:tc>
@@ -8932,7 +8932,7 @@
                 <w:b w:val="0"/>
                 <w:sz w:val="15"/>
               </w:rPr>
-              <w:t>0.0911</w:t>
+              <w:t>0.0928</w:t>
             </w:r>
           </w:p>
         </w:tc>
@@ -8958,7 +8958,7 @@
                 <w:b w:val="0"/>
                 <w:sz w:val="15"/>
               </w:rPr>
-              <w:t>-0.0209</w:t>
+              <w:t>-0.0427</w:t>
             </w:r>
           </w:p>
         </w:tc>
@@ -8984,7 +8984,7 @@
                 <w:b w:val="0"/>
                 <w:sz w:val="15"/>
               </w:rPr>
-              <w:t>0.0489</w:t>
+              <w:t>0.0060</w:t>
             </w:r>
           </w:p>
         </w:tc>
@@ -9010,7 +9010,7 @@
                 <w:b w:val="0"/>
                 <w:sz w:val="15"/>
               </w:rPr>
-              <w:t>0.0497</w:t>
+              <w:t>0.0000</w:t>
             </w:r>
           </w:p>
         </w:tc>
@@ -9067,7 +9067,7 @@
                 <w:b w:val="0"/>
                 <w:sz w:val="15"/>
               </w:rPr>
-              <w:t>Lawrence Ati-Zigi</w:t>
+              <w:t>Thibaut Courtois</w:t>
             </w:r>
           </w:p>
         </w:tc>
@@ -9093,7 +9093,7 @@
                 <w:b w:val="0"/>
                 <w:sz w:val="15"/>
               </w:rPr>
-              <w:t>Ghana</w:t>
+              <w:t>Belgium</w:t>
             </w:r>
           </w:p>
         </w:tc>
@@ -9119,7 +9119,7 @@
                 <w:b w:val="0"/>
                 <w:sz w:val="15"/>
               </w:rPr>
-              <w:t>0.0857</w:t>
+              <w:t>0.0914</w:t>
             </w:r>
           </w:p>
         </w:tc>
@@ -9145,7 +9145,7 @@
                 <w:b w:val="0"/>
                 <w:sz w:val="15"/>
               </w:rPr>
-              <w:t>-0.0376</w:t>
+              <w:t>0.0148</w:t>
             </w:r>
           </w:p>
         </w:tc>
@@ -9171,7 +9171,7 @@
                 <w:b w:val="0"/>
                 <w:sz w:val="15"/>
               </w:rPr>
-              <w:t>0.1477</w:t>
+              <w:t>0.0438</w:t>
             </w:r>
           </w:p>
         </w:tc>
@@ -9254,7 +9254,7 @@
                 <w:b w:val="0"/>
                 <w:sz w:val="15"/>
               </w:rPr>
-              <w:t>Sergio Rochet Álvarez</w:t>
+              <w:t>Lawrence Ati-Zigi</w:t>
             </w:r>
           </w:p>
         </w:tc>
@@ -9280,7 +9280,7 @@
                 <w:b w:val="0"/>
                 <w:sz w:val="15"/>
               </w:rPr>
-              <w:t>Uruguay</w:t>
+              <w:t>Ghana</w:t>
             </w:r>
           </w:p>
         </w:tc>
@@ -9306,7 +9306,7 @@
                 <w:b w:val="0"/>
                 <w:sz w:val="15"/>
               </w:rPr>
-              <w:t>0.0810</w:t>
+              <w:t>0.0766</w:t>
             </w:r>
           </w:p>
         </w:tc>
@@ -9332,7 +9332,7 @@
                 <w:b w:val="0"/>
                 <w:sz w:val="15"/>
               </w:rPr>
-              <w:t>-0.0025</w:t>
+              <w:t>-0.0376</w:t>
             </w:r>
           </w:p>
         </w:tc>
@@ -9358,7 +9358,7 @@
                 <w:b w:val="0"/>
                 <w:sz w:val="15"/>
               </w:rPr>
-              <w:t>0.0083</w:t>
+              <w:t>0.1477</w:t>
             </w:r>
           </w:p>
         </w:tc>
@@ -9441,7 +9441,7 @@
                 <w:b w:val="0"/>
                 <w:sz w:val="15"/>
               </w:rPr>
-              <w:t>Seyed Hossein Hosseini</w:t>
+              <w:t>Sergio Rochet Álvarez</w:t>
             </w:r>
           </w:p>
         </w:tc>
@@ -9467,7 +9467,7 @@
                 <w:b w:val="0"/>
                 <w:sz w:val="15"/>
               </w:rPr>
-              <w:t>Iran</w:t>
+              <w:t>Uruguay</w:t>
             </w:r>
           </w:p>
         </w:tc>
@@ -9493,7 +9493,7 @@
                 <w:b w:val="0"/>
                 <w:sz w:val="15"/>
               </w:rPr>
-              <w:t>0.0667</w:t>
+              <w:t>0.0718</w:t>
             </w:r>
           </w:p>
         </w:tc>
@@ -9519,7 +9519,7 @@
                 <w:b w:val="0"/>
                 <w:sz w:val="15"/>
               </w:rPr>
-              <w:t>-0.0288</w:t>
+              <w:t>-0.0025</w:t>
             </w:r>
           </w:p>
         </w:tc>
@@ -9545,7 +9545,7 @@
                 <w:b w:val="0"/>
                 <w:sz w:val="15"/>
               </w:rPr>
-              <w:t>0.0175</w:t>
+              <w:t>0.0083</w:t>
             </w:r>
           </w:p>
         </w:tc>
@@ -9628,7 +9628,7 @@
                 <w:b w:val="0"/>
                 <w:sz w:val="15"/>
               </w:rPr>
-              <w:t>Manuel Neuer</w:t>
+              <w:t>Jordan Pickford</w:t>
             </w:r>
           </w:p>
         </w:tc>
@@ -9654,7 +9654,7 @@
                 <w:b w:val="0"/>
                 <w:sz w:val="15"/>
               </w:rPr>
-              <w:t>Germany</w:t>
+              <w:t>England</w:t>
             </w:r>
           </w:p>
         </w:tc>
@@ -9680,7 +9680,7 @@
                 <w:b w:val="0"/>
                 <w:sz w:val="15"/>
               </w:rPr>
-              <w:t>0.0594</w:t>
+              <w:t>0.0659</w:t>
             </w:r>
           </w:p>
         </w:tc>
@@ -9706,7 +9706,7 @@
                 <w:b w:val="0"/>
                 <w:sz w:val="15"/>
               </w:rPr>
-              <w:t>-0.0084</w:t>
+              <w:t>-0.0368</w:t>
             </w:r>
           </w:p>
         </w:tc>
@@ -9732,7 +9732,7 @@
                 <w:b w:val="0"/>
                 <w:sz w:val="15"/>
               </w:rPr>
-              <w:t>0.0000</w:t>
+              <w:t>0.1472</w:t>
             </w:r>
           </w:p>
         </w:tc>
@@ -9815,7 +9815,7 @@
                 <w:b w:val="0"/>
                 <w:sz w:val="15"/>
               </w:rPr>
-              <w:t>Kasper Schmeichel</w:t>
+              <w:t>Seyed Hossein Hosseini</w:t>
             </w:r>
           </w:p>
         </w:tc>
@@ -9841,7 +9841,7 @@
                 <w:b w:val="0"/>
                 <w:sz w:val="15"/>
               </w:rPr>
-              <w:t>Denmark</w:t>
+              <w:t>Iran</w:t>
             </w:r>
           </w:p>
         </w:tc>
@@ -9867,7 +9867,7 @@
                 <w:b w:val="0"/>
                 <w:sz w:val="15"/>
               </w:rPr>
-              <w:t>0.0585</w:t>
+              <w:t>0.0586</w:t>
             </w:r>
           </w:p>
         </w:tc>
@@ -9893,7 +9893,7 @@
                 <w:b w:val="0"/>
                 <w:sz w:val="15"/>
               </w:rPr>
-              <w:t>-0.0125</w:t>
+              <w:t>-0.0288</w:t>
             </w:r>
           </w:p>
         </w:tc>
@@ -9919,7 +9919,7 @@
                 <w:b w:val="0"/>
                 <w:sz w:val="15"/>
               </w:rPr>
-              <w:t>0.0002</w:t>
+              <w:t>0.0175</w:t>
             </w:r>
           </w:p>
         </w:tc>
@@ -10002,7 +10002,7 @@
                 <w:b w:val="0"/>
                 <w:sz w:val="15"/>
               </w:rPr>
-              <w:t>Jordan Pickford</w:t>
+              <w:t>Manuel Neuer</w:t>
             </w:r>
           </w:p>
         </w:tc>
@@ -10028,7 +10028,7 @@
                 <w:b w:val="0"/>
                 <w:sz w:val="15"/>
               </w:rPr>
-              <w:t>England</w:t>
+              <w:t>Germany</w:t>
             </w:r>
           </w:p>
         </w:tc>
@@ -10054,7 +10054,7 @@
                 <w:b w:val="0"/>
                 <w:sz w:val="15"/>
               </w:rPr>
-              <w:t>0.0492</w:t>
+              <w:t>0.0499</w:t>
             </w:r>
           </w:p>
         </w:tc>
@@ -10080,7 +10080,7 @@
                 <w:b w:val="0"/>
                 <w:sz w:val="15"/>
               </w:rPr>
-              <w:t>-0.0368</w:t>
+              <w:t>-0.0084</w:t>
             </w:r>
           </w:p>
         </w:tc>
@@ -10106,7 +10106,7 @@
                 <w:b w:val="0"/>
                 <w:sz w:val="15"/>
               </w:rPr>
-              <w:t>0.1472</w:t>
+              <w:t>0.0000</w:t>
             </w:r>
           </w:p>
         </w:tc>
@@ -10189,7 +10189,7 @@
                 <w:b w:val="0"/>
                 <w:sz w:val="15"/>
               </w:rPr>
-              <w:t>Meshaal Aissa Barsham</w:t>
+              <w:t>Kasper Schmeichel</w:t>
             </w:r>
           </w:p>
         </w:tc>
@@ -10215,7 +10215,7 @@
                 <w:b w:val="0"/>
                 <w:sz w:val="15"/>
               </w:rPr>
-              <w:t>Qatar</w:t>
+              <w:t>Denmark</w:t>
             </w:r>
           </w:p>
         </w:tc>
@@ -10241,7 +10241,7 @@
                 <w:b w:val="0"/>
                 <w:sz w:val="15"/>
               </w:rPr>
-              <w:t>0.0440</w:t>
+              <w:t>0.0491</w:t>
             </w:r>
           </w:p>
         </w:tc>
@@ -10267,7 +10267,7 @@
                 <w:b w:val="0"/>
                 <w:sz w:val="15"/>
               </w:rPr>
-              <w:t>-0.0467</w:t>
+              <w:t>-0.0125</w:t>
             </w:r>
           </w:p>
         </w:tc>
@@ -10293,7 +10293,7 @@
                 <w:b w:val="0"/>
                 <w:sz w:val="15"/>
               </w:rPr>
-              <w:t>0.0000</w:t>
+              <w:t>0.0002</w:t>
             </w:r>
           </w:p>
         </w:tc>
@@ -10376,7 +10376,7 @@
                 <w:b w:val="0"/>
                 <w:sz w:val="15"/>
               </w:rPr>
-              <w:t>Hernán Ismael Galíndez</w:t>
+              <w:t>Meshaal Aissa Barsham</w:t>
             </w:r>
           </w:p>
         </w:tc>
@@ -10402,7 +10402,7 @@
                 <w:b w:val="0"/>
                 <w:sz w:val="15"/>
               </w:rPr>
-              <w:t>Ecuador</w:t>
+              <w:t>Qatar</w:t>
             </w:r>
           </w:p>
         </w:tc>
@@ -10428,7 +10428,7 @@
                 <w:b w:val="0"/>
                 <w:sz w:val="15"/>
               </w:rPr>
-              <w:t>0.0418</w:t>
+              <w:t>0.0356</w:t>
             </w:r>
           </w:p>
         </w:tc>
@@ -10454,7 +10454,7 @@
                 <w:b w:val="0"/>
                 <w:sz w:val="15"/>
               </w:rPr>
-              <w:t>-0.0156</w:t>
+              <w:t>-0.0467</w:t>
             </w:r>
           </w:p>
         </w:tc>
@@ -10480,7 +10480,7 @@
                 <w:b w:val="0"/>
                 <w:sz w:val="15"/>
               </w:rPr>
-              <w:t>0.0007</w:t>
+              <w:t>0.0000</w:t>
             </w:r>
           </w:p>
         </w:tc>
@@ -10615,7 +10615,7 @@
                 <w:b w:val="0"/>
                 <w:sz w:val="15"/>
               </w:rPr>
-              <w:t>0.0418</w:t>
+              <w:t>0.0332</w:t>
             </w:r>
           </w:p>
         </w:tc>
@@ -10750,7 +10750,7 @@
                 <w:b w:val="0"/>
                 <w:sz w:val="15"/>
               </w:rPr>
-              <w:t>Francisco Guillermo Ochoa Magaña</w:t>
+              <w:t>Hernán Ismael Galíndez</w:t>
             </w:r>
           </w:p>
         </w:tc>
@@ -10776,7 +10776,7 @@
                 <w:b w:val="0"/>
                 <w:sz w:val="15"/>
               </w:rPr>
-              <w:t>Mexico</w:t>
+              <w:t>Ecuador</w:t>
             </w:r>
           </w:p>
         </w:tc>
@@ -10802,7 +10802,7 @@
                 <w:b w:val="0"/>
                 <w:sz w:val="15"/>
               </w:rPr>
-              <w:t>0.0391</w:t>
+              <w:t>0.0322</w:t>
             </w:r>
           </w:p>
         </w:tc>
@@ -10828,7 +10828,7 @@
                 <w:b w:val="0"/>
                 <w:sz w:val="15"/>
               </w:rPr>
-              <w:t>-0.0288</w:t>
+              <w:t>-0.0156</w:t>
             </w:r>
           </w:p>
         </w:tc>
@@ -10854,7 +10854,7 @@
                 <w:b w:val="0"/>
                 <w:sz w:val="15"/>
               </w:rPr>
-              <w:t>0.0151</w:t>
+              <w:t>0.0007</w:t>
             </w:r>
           </w:p>
         </w:tc>
@@ -10937,7 +10937,7 @@
                 <w:b w:val="0"/>
                 <w:sz w:val="15"/>
               </w:rPr>
-              <w:t>Edouard Mendy</w:t>
+              <w:t>Francisco Guillermo Ochoa Magaña</w:t>
             </w:r>
           </w:p>
         </w:tc>
@@ -10963,7 +10963,7 @@
                 <w:b w:val="0"/>
                 <w:sz w:val="15"/>
               </w:rPr>
-              <w:t>Senegal</w:t>
+              <w:t>Mexico</w:t>
             </w:r>
           </w:p>
         </w:tc>
@@ -10989,7 +10989,7 @@
                 <w:b w:val="0"/>
                 <w:sz w:val="15"/>
               </w:rPr>
-              <w:t>0.0240</w:t>
+              <w:t>0.0294</w:t>
             </w:r>
           </w:p>
         </w:tc>
@@ -11015,7 +11015,7 @@
                 <w:b w:val="0"/>
                 <w:sz w:val="15"/>
               </w:rPr>
-              <w:t>-0.0962</w:t>
+              <w:t>-0.0288</w:t>
             </w:r>
           </w:p>
         </w:tc>
@@ -11041,7 +11041,7 @@
                 <w:b w:val="0"/>
                 <w:sz w:val="15"/>
               </w:rPr>
-              <w:t>0.1249</w:t>
+              <w:t>0.0151</w:t>
             </w:r>
           </w:p>
         </w:tc>
@@ -11176,7 +11176,7 @@
                 <w:b w:val="0"/>
                 <w:sz w:val="15"/>
               </w:rPr>
-              <w:t>0.0239</w:t>
+              <w:t>0.0140</w:t>
             </w:r>
           </w:p>
         </w:tc>
@@ -11311,7 +11311,7 @@
                 <w:b w:val="0"/>
                 <w:sz w:val="15"/>
               </w:rPr>
-              <w:t>Yann Sommer</w:t>
+              <w:t>Edouard Mendy</w:t>
             </w:r>
           </w:p>
         </w:tc>
@@ -11337,7 +11337,7 @@
                 <w:b w:val="0"/>
                 <w:sz w:val="15"/>
               </w:rPr>
-              <w:t>Switzerland</w:t>
+              <w:t>Senegal</w:t>
             </w:r>
           </w:p>
         </w:tc>
@@ -11363,7 +11363,7 @@
                 <w:b w:val="0"/>
                 <w:sz w:val="15"/>
               </w:rPr>
-              <w:t>0.0190</w:t>
+              <w:t>0.0133</w:t>
             </w:r>
           </w:p>
         </w:tc>
@@ -11389,7 +11389,7 @@
                 <w:b w:val="0"/>
                 <w:sz w:val="15"/>
               </w:rPr>
-              <w:t>-0.0669</w:t>
+              <w:t>-0.0962</w:t>
             </w:r>
           </w:p>
         </w:tc>
@@ -11415,7 +11415,7 @@
                 <w:b w:val="0"/>
                 <w:sz w:val="15"/>
               </w:rPr>
-              <w:t>0.0198</w:t>
+              <w:t>0.1249</w:t>
             </w:r>
           </w:p>
         </w:tc>
@@ -11498,7 +11498,7 @@
                 <w:b w:val="0"/>
                 <w:sz w:val="15"/>
               </w:rPr>
-              <w:t>Milan Borjan</w:t>
+              <w:t>Yann Sommer</w:t>
             </w:r>
           </w:p>
         </w:tc>
@@ -11524,7 +11524,7 @@
                 <w:b w:val="0"/>
                 <w:sz w:val="15"/>
               </w:rPr>
-              <w:t>Canada</w:t>
+              <w:t>Switzerland</w:t>
             </w:r>
           </w:p>
         </w:tc>
@@ -11550,7 +11550,7 @@
                 <w:b w:val="0"/>
                 <w:sz w:val="15"/>
               </w:rPr>
-              <w:t>0.0141</w:t>
+              <w:t>0.0091</w:t>
             </w:r>
           </w:p>
         </w:tc>
@@ -11576,7 +11576,7 @@
                 <w:b w:val="0"/>
                 <w:sz w:val="15"/>
               </w:rPr>
-              <w:t>-0.0637</w:t>
+              <w:t>-0.0669</w:t>
             </w:r>
           </w:p>
         </w:tc>
@@ -11602,7 +11602,7 @@
                 <w:b w:val="0"/>
                 <w:sz w:val="15"/>
               </w:rPr>
-              <w:t>0.0173</w:t>
+              <w:t>0.0198</w:t>
             </w:r>
           </w:p>
         </w:tc>
@@ -11685,7 +11685,7 @@
                 <w:b w:val="0"/>
                 <w:sz w:val="15"/>
               </w:rPr>
-              <w:t>Seung-Gyu Kim</w:t>
+              <w:t>Milan Borjan</w:t>
             </w:r>
           </w:p>
         </w:tc>
@@ -11711,7 +11711,7 @@
                 <w:b w:val="0"/>
                 <w:sz w:val="15"/>
               </w:rPr>
-              <w:t>South Korea</w:t>
+              <w:t>Canada</w:t>
             </w:r>
           </w:p>
         </w:tc>
@@ -11737,7 +11737,7 @@
                 <w:b w:val="0"/>
                 <w:sz w:val="15"/>
               </w:rPr>
-              <w:t>0.0109</w:t>
+              <w:t>0.0042</w:t>
             </w:r>
           </w:p>
         </w:tc>
@@ -11763,7 +11763,7 @@
                 <w:b w:val="0"/>
                 <w:sz w:val="15"/>
               </w:rPr>
-              <w:t>-0.0379</w:t>
+              <w:t>-0.0637</w:t>
             </w:r>
           </w:p>
         </w:tc>
@@ -11789,7 +11789,7 @@
                 <w:b w:val="0"/>
                 <w:sz w:val="15"/>
               </w:rPr>
-              <w:t>0.0139</w:t>
+              <w:t>0.0173</w:t>
             </w:r>
           </w:p>
         </w:tc>
@@ -11872,7 +11872,7 @@
                 <w:b w:val="0"/>
                 <w:sz w:val="15"/>
               </w:rPr>
-              <w:t>Alisson Ramsés Becker</w:t>
+              <w:t>Seung-Gyu Kim</w:t>
             </w:r>
           </w:p>
         </w:tc>
@@ -11898,7 +11898,7 @@
                 <w:b w:val="0"/>
                 <w:sz w:val="15"/>
               </w:rPr>
-              <w:t>Brazil</w:t>
+              <w:t>South Korea</w:t>
             </w:r>
           </w:p>
         </w:tc>
@@ -11950,7 +11950,7 @@
                 <w:b w:val="0"/>
                 <w:sz w:val="15"/>
               </w:rPr>
-              <w:t>-0.0427</w:t>
+              <w:t>-0.0379</w:t>
             </w:r>
           </w:p>
         </w:tc>
@@ -11976,7 +11976,7 @@
                 <w:b w:val="0"/>
                 <w:sz w:val="15"/>
               </w:rPr>
-              <w:t>0.0060</w:t>
+              <w:t>0.0139</w:t>
             </w:r>
           </w:p>
         </w:tc>
@@ -12026,7 +12026,7 @@
         <w:widowControl/>
       </w:pPr>
       <w:r>
-        <w:t>The selected preregistered weights are 45% PSxG shot prevention, 25% clutch save residual, 5% regular-penalty impact, 20% shootout win probability added, and 5% support value. The state-leverage channel received zero selected weight. Ordinary saves are counted once in PSxG; clutch adds only multiplier-minus-one residual on qualifying late saves. All twelve hard promotion gates passed. Damián Emiliano Martínez ranks 3rd, Dominik Livaković 1st, Yassine Bounou 4th, Wojciech Szczęsny 6th, Matthew Turner 8th, and Mohammed Al Owais 11th.</w:t>
+        <w:t>The selected preregistered weights are 45% PSxG shot prevention, 25% clutch save residual, 5% regular-penalty impact, 20% shootout win probability added, and 5% support value. The state-leverage channel received zero selected weight. Ordinary saves are counted once in PSxG; clutch adds only multiplier-minus-one residual on qualifying late saves. A cohort-wide defensive-shield correction limits downside confidence for keepers with at least 360 minutes and sustained below-median expected threat faced per 90. It does not boost positive evidence or alter penalty, shootout, or support channels. All twelve hard promotion gates passed. Damián Emiliano Martínez ranks 3rd, Dominik Livaković 1st, Yassine Bounou 4th, Wojciech Szczęsny 6th, Matthew Turner 8th, and Mohammed Al Owais 11th.</w:t>
       </w:r>
     </w:p>
     <w:p>
@@ -12034,7 +12034,7 @@
         <w:widowControl/>
       </w:pPr>
       <w:r>
-        <w:t>The scorer consumes no player identity, team advancement, awards, reputation, pedigree, or named-opponent feature. Historical v3/v4 columns and files remain frozen for reproducibility, but they are not alternative active rankings.</w:t>
+        <w:t>The scorer consumes no player identity, team advancement, awards, reputation, pedigree, or named-opponent feature. Legacy comparison columns in the master dataset are not alternative active rankings.</w:t>
       </w:r>
     </w:p>
     <w:sectPr>
